--- a/HCM-K25-CNTT6-NguyenTanDuy-04/HCM-K25-CNTT6-NguyenTanDuy-04.docx
+++ b/HCM-K25-CNTT6-NguyenTanDuy-04/HCM-K25-CNTT6-NguyenTanDuy-04.docx
@@ -52,17 +52,7 @@
           <w:sz w:val="28"/>
           <w:szCs w:val="28"/>
         </w:rPr>
-        <w:t xml:space="preserve">Link Figma: </w:t>
-      </w:r>
-      <w:r>
-        <w:rPr>
-          <w:rFonts w:ascii="Times New Roman" w:hAnsi="Times New Roman" w:cs="Times New Roman"/>
-          <w:b/>
-          <w:bCs/>
-          <w:sz w:val="28"/>
-          <w:szCs w:val="28"/>
-        </w:rPr>
-        <w:t> </w:t>
+        <w:t>Link Figma:  </w:t>
       </w:r>
       <w:hyperlink r:id="rId5" w:tgtFrame="_blank" w:history="1">
         <w:r>
@@ -825,6 +815,7 @@
           <w:rFonts w:ascii="Times New Roman" w:hAnsi="Times New Roman" w:cs="Times New Roman"/>
           <w:b/>
           <w:bCs/>
+          <w:noProof/>
           <w:sz w:val="32"/>
           <w:szCs w:val="32"/>
         </w:rPr>
@@ -910,12 +901,11 @@
           <w:sz w:val="32"/>
           <w:szCs w:val="32"/>
         </w:rPr>
-        <w:lastRenderedPageBreak/>
         <w:drawing>
-          <wp:inline distT="0" distB="0" distL="0" distR="0" wp14:anchorId="1B736BEA" wp14:editId="35FFBBD6">
-            <wp:extent cx="4938188" cy="3596952"/>
-            <wp:effectExtent l="0" t="0" r="0" b="3810"/>
-            <wp:docPr id="2146847481" name="Picture 1"/>
+          <wp:inline distT="0" distB="0" distL="0" distR="0" wp14:anchorId="6D9E1DCC" wp14:editId="65EA16E4">
+            <wp:extent cx="3596952" cy="2309060"/>
+            <wp:effectExtent l="0" t="0" r="3810" b="0"/>
+            <wp:docPr id="123501556" name="Picture 1"/>
             <wp:cNvGraphicFramePr>
               <a:graphicFrameLocks xmlns:a="http://schemas.openxmlformats.org/drawingml/2006/main" noChangeAspect="1"/>
             </wp:cNvGraphicFramePr>
@@ -923,7 +913,7 @@
               <a:graphicData uri="http://schemas.openxmlformats.org/drawingml/2006/picture">
                 <pic:pic xmlns:pic="http://schemas.openxmlformats.org/drawingml/2006/picture">
                   <pic:nvPicPr>
-                    <pic:cNvPr id="2146847481" name=""/>
+                    <pic:cNvPr id="123501556" name=""/>
                     <pic:cNvPicPr/>
                   </pic:nvPicPr>
                   <pic:blipFill>
@@ -935,7 +925,7 @@
                   <pic:spPr>
                     <a:xfrm>
                       <a:off x="0" y="0"/>
-                      <a:ext cx="4938188" cy="3596952"/>
+                      <a:ext cx="3596952" cy="2309060"/>
                     </a:xfrm>
                     <a:prstGeom prst="rect">
                       <a:avLst/>
@@ -1918,6 +1908,7 @@
   <w:style w:type="character" w:default="1" w:styleId="DefaultParagraphFont">
     <w:name w:val="Default Paragraph Font"/>
     <w:uiPriority w:val="1"/>
+    <w:semiHidden/>
     <w:unhideWhenUsed/>
   </w:style>
   <w:style w:type="table" w:default="1" w:styleId="TableNormal">
